--- a/klagomål/A 40428-2023 FSC-klagomål.docx
+++ b/klagomål/A 40428-2023 FSC-klagomål.docx
@@ -919,7 +919,7 @@
     <w:r>
       <w:tab/>
       <w:tab/>
-      <w:t>2026-09-14</w:t>
+      <w:t>2026-09-15</w:t>
       <w:br/>
       <w:br/>
     </w:r>

--- a/klagomål/A 40428-2023 FSC-klagomål.docx
+++ b/klagomål/A 40428-2023 FSC-klagomål.docx
@@ -919,7 +919,7 @@
     <w:r>
       <w:tab/>
       <w:tab/>
-      <w:t>2026-09-15</w:t>
+      <w:t>2026-09-16</w:t>
       <w:br/>
       <w:br/>
     </w:r>

--- a/klagomål/A 40428-2023 FSC-klagomål.docx
+++ b/klagomål/A 40428-2023 FSC-klagomål.docx
@@ -919,7 +919,7 @@
     <w:r>
       <w:tab/>
       <w:tab/>
-      <w:t>2026-09-16</w:t>
+      <w:t>2026-09-17</w:t>
       <w:br/>
       <w:br/>
     </w:r>

--- a/klagomål/A 40428-2023 FSC-klagomål.docx
+++ b/klagomål/A 40428-2023 FSC-klagomål.docx
@@ -919,7 +919,7 @@
     <w:r>
       <w:tab/>
       <w:tab/>
-      <w:t>2026-09-17</w:t>
+      <w:t>2026-09-18</w:t>
       <w:br/>
       <w:br/>
     </w:r>

--- a/klagomål/A 40428-2023 FSC-klagomål.docx
+++ b/klagomål/A 40428-2023 FSC-klagomål.docx
@@ -919,7 +919,7 @@
     <w:r>
       <w:tab/>
       <w:tab/>
-      <w:t>2026-09-18</w:t>
+      <w:t>2026-09-19</w:t>
       <w:br/>
       <w:br/>
     </w:r>

--- a/klagomål/A 40428-2023 FSC-klagomål.docx
+++ b/klagomål/A 40428-2023 FSC-klagomål.docx
@@ -919,7 +919,7 @@
     <w:r>
       <w:tab/>
       <w:tab/>
-      <w:t>2026-09-19</w:t>
+      <w:t>2026-09-21</w:t>
       <w:br/>
       <w:br/>
     </w:r>

--- a/klagomål/A 40428-2023 FSC-klagomål.docx
+++ b/klagomål/A 40428-2023 FSC-klagomål.docx
@@ -919,7 +919,7 @@
     <w:r>
       <w:tab/>
       <w:tab/>
-      <w:t>2026-09-21</w:t>
+      <w:t>2026-09-23</w:t>
       <w:br/>
       <w:br/>
     </w:r>

--- a/klagomål/A 40428-2023 FSC-klagomål.docx
+++ b/klagomål/A 40428-2023 FSC-klagomål.docx
@@ -919,7 +919,7 @@
     <w:r>
       <w:tab/>
       <w:tab/>
-      <w:t>2026-09-23</w:t>
+      <w:t>2026-09-24</w:t>
       <w:br/>
       <w:br/>
     </w:r>

--- a/klagomål/A 40428-2023 FSC-klagomål.docx
+++ b/klagomål/A 40428-2023 FSC-klagomål.docx
@@ -919,7 +919,7 @@
     <w:r>
       <w:tab/>
       <w:tab/>
-      <w:t>2026-09-24</w:t>
+      <w:t>2026-09-25</w:t>
       <w:br/>
       <w:br/>
     </w:r>

--- a/klagomål/A 40428-2023 FSC-klagomål.docx
+++ b/klagomål/A 40428-2023 FSC-klagomål.docx
@@ -919,7 +919,7 @@
     <w:r>
       <w:tab/>
       <w:tab/>
-      <w:t>2026-09-25</w:t>
+      <w:t>2026-09-26</w:t>
       <w:br/>
       <w:br/>
     </w:r>

--- a/klagomål/A 40428-2023 FSC-klagomål.docx
+++ b/klagomål/A 40428-2023 FSC-klagomål.docx
@@ -919,7 +919,7 @@
     <w:r>
       <w:tab/>
       <w:tab/>
-      <w:t>2026-09-26</w:t>
+      <w:t>2026-09-27</w:t>
       <w:br/>
       <w:br/>
     </w:r>

--- a/klagomål/A 40428-2023 FSC-klagomål.docx
+++ b/klagomål/A 40428-2023 FSC-klagomål.docx
@@ -919,7 +919,7 @@
     <w:r>
       <w:tab/>
       <w:tab/>
-      <w:t>2026-09-27</w:t>
+      <w:t>2026-09-28</w:t>
       <w:br/>
       <w:br/>
     </w:r>

--- a/klagomål/A 40428-2023 FSC-klagomål.docx
+++ b/klagomål/A 40428-2023 FSC-klagomål.docx
@@ -919,7 +919,7 @@
     <w:r>
       <w:tab/>
       <w:tab/>
-      <w:t>2026-09-28</w:t>
+      <w:t>2026-09-29</w:t>
       <w:br/>
       <w:br/>
     </w:r>

--- a/klagomål/A 40428-2023 FSC-klagomål.docx
+++ b/klagomål/A 40428-2023 FSC-klagomål.docx
@@ -178,7 +178,7 @@
       <w:r>
         <w:drawing>
           <wp:inline xmlns:a="http://schemas.openxmlformats.org/drawingml/2006/main" xmlns:pic="http://schemas.openxmlformats.org/drawingml/2006/picture">
-            <wp:extent cx="5215041" cy="5724000"/>
+            <wp:extent cx="5106327" cy="5724000"/>
             <wp:docPr id="1" name="Picture 1"/>
             <wp:cNvGraphicFramePr>
               <a:graphicFrameLocks noChangeAspect="1"/>
@@ -199,7 +199,7 @@
                   <pic:spPr>
                     <a:xfrm>
                       <a:off x="0" y="0"/>
-                      <a:ext cx="5215041" cy="5724000"/>
+                      <a:ext cx="5106327" cy="5724000"/>
                     </a:xfrm>
                     <a:prstGeom prst="rect"/>
                   </pic:spPr>
@@ -216,12 +216,12 @@
         <w:spacing w:after="240"/>
       </w:pPr>
       <w:r>
-        <w:t>Figur 1. Fyndplatser för naturvårdsarter inom 1 meter från avverkningsanmälan. Markörer utan svart kant är placerade på fyndplatsen. Markörer med svart kant är placerade vid sidan av fyndplatsen och har ett svart streck som visar fyndplatsens exakta position. Kartans mittpunktskoordinat är N 6942306, E 585851 i SWEREF 99 TM.</w:t>
+        <w:t>Figur 1. Fyndplatser för naturvårdsarter i och inom 1 meter från avverkningsanmälan. Markörer utan svart kant är placerade på fyndplatsen. Markörer med svart kant är placerade vid sidan av fyndplatsen och har ett svart streck som visar fyndplatsens exakta position. Kartans mittpunktskoordinat är N 6942306, E 585851 i SWEREF 99 TM.</w:t>
       </w:r>
     </w:p>
     <w:p>
       <w:r>
-        <w:t>Inom 1 meter från avverkningsanmälan finns fynd av 3 naturvårdsarter, varav 1 är rödlistad, 3 är fridlysta och 2 är typiska (T): talltita (NT, §4), gråspett (T, §4) och järpe (T, §4). Se Figur 1.</w:t>
+        <w:t>I och inom 1 meter från avverkningsanmälan finns fynd av 14 naturvårdsarter, varav 9 är rödlistade, 6 är fridlysta och 12 är typiska (T): garnlav (VU, T), kolflarnlav (NT, T), lunglav (NT, T), rosenticka (NT, T), rynkskinn (NT, T), talltita (NT, §4), tretåig hackspett (NT, T, §4), ullticka (NT, T), vedtrappmossa (NT, T), gråspett (T, §4), järpe (T, §4), linnea (T), tjäder (T, §4) och revlummer (§9). Se Figur 1.</w:t>
       </w:r>
     </w:p>
     <w:p>
@@ -252,10 +252,278 @@
         <w:rPr>
           <w:b/>
         </w:rPr>
+        <w:t>Garnlav (VU)</w:t>
+      </w:r>
+      <w:r>
+        <w:t xml:space="preserve"> är en utpräglad barrskogsart som ibland kan drapera träden i norrländska grannaturskogar med hög luftfuktighet. Den förekommer även i talldominerade bestånd där den, förutom i trädens grenverk, påträffas hängande över ojämnheter i tallbarken. Arten har minskat starkt i södra och mellersta Sverige och den minskar även i sitt nordliga utbredningsområde. Minskningstakten uppgår till 30 (20–50) % inom 50 år och överstiger gränsvärdet för Sårbar (VU). Orsaken till tillbakagången beror främst på slutavverkningar av naturskogsartade skogar. Bestånd med riklig förekomst bör regelmässigt sparas, vilket även gynnar flera andra sällsynta och rödlistade arter. Garnlav är värdväxt för den mycket sällsynta och akut hotade fjärilen barrskogslavfly (CR) som hör hemma i boreala barrskogar med riklig förekomst av värdväxten. Tidigare kunde arten konstateras årligen på flera platser vid Dala-Floda i Dalarna innan lokalerna kalavverkades. Senaste fyndet i landet av barrskogslavfly är från år 2000 då den påträffades vid Högberget i Sollefteå kommun. Garnlav är typisk art för </w:t>
+      </w:r>
+      <w:r>
+        <w:rPr>
+          <w:i/>
+        </w:rPr>
+        <w:t xml:space="preserve">9010 Taiga </w:t>
+      </w:r>
+      <w:r>
+        <w:t>och</w:t>
+      </w:r>
+      <w:r>
+        <w:rPr>
+          <w:i/>
+        </w:rPr>
+        <w:t xml:space="preserve"> 9070 Trädklädd betesmark</w:t>
+      </w:r>
+      <w:r>
+        <w:t xml:space="preserve"> (SLU Artdatabanken, 2026).</w:t>
+      </w:r>
+    </w:p>
+    <w:p>
+      <w:r>
+        <w:rPr>
+          <w:b/>
+        </w:rPr>
+        <w:t>Kolflarnlav (NT)</w:t>
+      </w:r>
+      <w:r>
+        <w:t xml:space="preserve"> är brandberoende och växer nästan uteslutande på kolad hård kärnved av tall. Etableringen verkar ske först 100–300 år efter brand och nytt substrat nybildas i mycket begränsad omfattning. Avverkning av tallskog av naturskogskaraktär med spår av återkommande bränder är ett hot och mängden lämplig ved att växa på för arten minskar dels på grund av naturlig nedbrytning men framförallt på grund av att det förstörs i samband med slutavverkningar, gallringar och markberedning. Såväl kolflarnlav som mörk kolflarnlav har glänsande bålfjäll och förekommer främst i tall- och blandbarrskogar av naturskogskaraktär med spår av återkommande bränder. Skogar som dessa hyser höga biologiska värden och bör skyddas. Kolflarnlav är typisk art för </w:t>
+      </w:r>
+      <w:r>
+        <w:rPr>
+          <w:i/>
+        </w:rPr>
+        <w:t>9010 Taiga</w:t>
+      </w:r>
+      <w:r>
+        <w:t xml:space="preserve"> (SLU Artdatabanken, 2024).</w:t>
+      </w:r>
+    </w:p>
+    <w:p>
+      <w:r>
+        <w:rPr>
+          <w:b/>
+        </w:rPr>
+        <w:t>Lunglav (NT)</w:t>
+      </w:r>
+      <w:r>
+        <w:t xml:space="preserve"> är en av vårt lands främsta signalarter som överallt indikerar gamla lövträd, skogsbestånd med höga naturvärden och ekosystem med långskoglig kontinuitet. Lokalt kan förekomsten vara mycket riklig men den hittas nästan enbart i gamla och ej slutavverkade skogar. Artens samtliga förekomster bör uppmärksammas från naturvårdssynpunkt, då många lokaler även hyser andra ovanliga och rödlistade arter. Rikliga förekomster bör skyddas med biotopskydd, frivilliga avsättningar eller reservat. På lunglav kan de sällsynta lavparasiterna lunglavshårprick (CR), </w:t>
+      </w:r>
+      <w:r>
+        <w:rPr>
+          <w:i/>
+        </w:rPr>
+        <w:t>Abrothallus diederichii</w:t>
+      </w:r>
+      <w:r>
+        <w:t xml:space="preserve"> (VU), </w:t>
+      </w:r>
+      <w:r>
+        <w:rPr>
+          <w:i/>
+        </w:rPr>
+        <w:t>Abrothallus lobariae</w:t>
+      </w:r>
+      <w:r>
+        <w:t xml:space="preserve"> (VU), </w:t>
+      </w:r>
+      <w:r>
+        <w:rPr>
+          <w:i/>
+        </w:rPr>
+        <w:t>Calycina lobariae</w:t>
+      </w:r>
+      <w:r>
+        <w:t xml:space="preserve"> (VU), lunglavsknapp (VU) och skrovelmössing (VU) påträffas. Lunglav är typisk art för </w:t>
+      </w:r>
+      <w:r>
+        <w:rPr>
+          <w:i/>
+        </w:rPr>
+        <w:t>9010 Taiga, 9020 Nordlig ädellövskog, 9110 Näringsfattig bokskog, 9130 Näringsrik bokskog, 9160 Näringsrik ekskog, 9180 Ädellövskog i branter, 9190 Näringsfattig ekskog, 9070 Trädklädd betesmark, 9040 Fjällbjörkskog</w:t>
+      </w:r>
+      <w:r>
+        <w:t xml:space="preserve"> och</w:t>
+      </w:r>
+      <w:r>
+        <w:rPr>
+          <w:i/>
+        </w:rPr>
+        <w:t xml:space="preserve"> 6530 Lövängar</w:t>
+      </w:r>
+      <w:r>
+        <w:t xml:space="preserve"> (SLU Artdatabanken, 2026; Nitare &amp; Skogsstyrelsen, 2019).</w:t>
+      </w:r>
+    </w:p>
+    <w:p>
+      <w:r>
+        <w:rPr>
+          <w:b/>
+        </w:rPr>
+        <w:t>Rosenticka (NT)</w:t>
+      </w:r>
+      <w:r>
+        <w:t xml:space="preserve">, rödlistad som nära hotad, ingår i en karaktäristisk association av vedsvampar som växer på gamla, grova granlågor i urskogsartade barrskogar. Den är placerad i toppen av Skogsstyrelsens värdepyramid för bedömning av skog med höga naturvärden och indikerar ett granskogsekosystem med långvarig kontinuitet av grova lågor. Artens beroende av grova granlågor innebär att alla skogsskötselåtgärder på eller i omedelbar närhet av lokalerna utgör ett hot på lång sikt. Det är angeläget att populationerna inte ytterligare glesas ut och ett tillräckligt antal områden där arten nu finns måste sparas för framtiden. Rosenticka är typisk art för </w:t>
+      </w:r>
+      <w:r>
+        <w:rPr>
+          <w:i/>
+        </w:rPr>
+        <w:t xml:space="preserve">9010 Taiga </w:t>
+      </w:r>
+      <w:r>
+        <w:t xml:space="preserve">och </w:t>
+      </w:r>
+      <w:r>
+        <w:rPr>
+          <w:i/>
+        </w:rPr>
+        <w:t>9050 Näringsrik granskog</w:t>
+      </w:r>
+      <w:r>
+        <w:t xml:space="preserve"> (Nitare &amp; Skogsstyrelsen, 2019; SLU Artdatabanken, 2024).</w:t>
+      </w:r>
+    </w:p>
+    <w:p>
+      <w:r>
+        <w:rPr>
+          <w:b/>
+        </w:rPr>
+        <w:t>Rynkskinn (NT)</w:t>
+      </w:r>
+      <w:r>
+        <w:t xml:space="preserve"> är en vednedbrytare som växer på grova granlågor och ingår i en karaktäristisk association av vedsvampar knutna till urskogsartade barrskogar. Den har klassificerats som en “urskogsindikator” och är placerad i toppen av Skogsstyrelsens värdepyramid för bedömning av skog med höga naturvärden. Allt tyder på att rynkskinn är mycket känslig för skogliga ingrepp och lokalerna, som oftast har höga biologiska kvaliteter, bör lämnas till fri utveckling. Rynkskinn är typisk art för </w:t>
+      </w:r>
+      <w:r>
+        <w:rPr>
+          <w:i/>
+        </w:rPr>
+        <w:t xml:space="preserve">9010 Taiga, 9050 Näringsrik granskog </w:t>
+      </w:r>
+      <w:r>
+        <w:t>och</w:t>
+      </w:r>
+      <w:r>
+        <w:rPr>
+          <w:i/>
+        </w:rPr>
+        <w:t xml:space="preserve"> 9030 Landhöjningsskog</w:t>
+      </w:r>
+      <w:r>
+        <w:t xml:space="preserve"> (Nitare &amp; Skogsstyrelsen, 2019; SLU Artdatabanken, 2026).</w:t>
+      </w:r>
+    </w:p>
+    <w:p>
+      <w:r>
+        <w:rPr>
+          <w:b/>
+        </w:rPr>
         <w:t>Talltita (NT, §4)</w:t>
       </w:r>
       <w:r>
         <w:t>, rödlistad som nära hotad och prioriterad art i Skogsvårdslagen, har häckningsrevir i anmälan. Arten har minskat kraftigt de senaste 30 åren och minskningstakten innevarande 10-årsperiod beräknas till 20 (10–30) %. Talltitan är synnerligen trogen sitt cirka 15 hektar stora revir och är beroende av flerskiktade olikåldriga skogar för att kunna föda upp sina ungar. Talltitan försvinner om dess livsmiljö kalavverkas (Eggers &amp; Low, 2014; Ekman, 1979; Griesser et al, 2007; Klein, 2020; Siffczyk et al, 2003; SLU Artdatabanken, 2021).</w:t>
+      </w:r>
+    </w:p>
+    <w:p>
+      <w:r>
+        <w:rPr>
+          <w:b/>
+        </w:rPr>
+        <w:t>Tretåig hackspett (NT, §4)</w:t>
+      </w:r>
+      <w:r>
+        <w:t xml:space="preserve"> är rödlistad som nära hotad och ingår i bilaga 1 i EU:s fågeldirektiv. Tretåig hackspett är för sin överlevnad beroende av kontinuerlig tillförsel av äldre döende och död ved, som sker genom naturliga självgallringsprocesser i äldre grannaturskogar och barrblandade naturskogar. Om en skog genom skogsbruk gallras eller glesas ur så upphör och uteblir i stort sett den naturliga självgallringsprocessen för mycket lång tid framöver vilket omöjliggör upprätthållandet av den kontinuerliga ekologiska funktionen i ett område. Det finns studier som visar att naturskogens självgallringsprocess som den tretåiga hackspetten är beroende av, inte kan ersättas med efterlämnad hänsyn i skogsbruket (Imbeau &amp; Desrochers, 2002). Storleken på häckningsreviret varierar med skogstypen, förekomsten av död ved och graden av fragmentering, men är i allmänhet i storleksordningen 25–100 hektar. Vintertid krävs ofta betydligt större områden och det finns studier som antyder att arten behöver minst 100 hektar äldre skog. I områden med låg bonitet kan det behövas över 200 hektar lämpligt habitat för att ett par ska kunna reproducera sig. Områden med dokumenterad permanent förekomst i naturskogsmiljöer har vanligen så stora naturvärden att skogsbruk är olämpligt. Tretåig hackspett är typisk art för </w:t>
+      </w:r>
+      <w:r>
+        <w:rPr>
+          <w:i/>
+        </w:rPr>
+        <w:t xml:space="preserve">9010 Taiga, 9740 Skogsbevuxen myr, 9030 Landhöjningsskog </w:t>
+      </w:r>
+      <w:r>
+        <w:t xml:space="preserve">och </w:t>
+      </w:r>
+      <w:r>
+        <w:rPr>
+          <w:i/>
+        </w:rPr>
+        <w:t>9040 Fjällbjörkskog</w:t>
+      </w:r>
+      <w:r>
+        <w:t xml:space="preserve"> (Skogsstyrelsen, 2016; SLU Artdatabanken, 2024).</w:t>
+      </w:r>
+    </w:p>
+    <w:p>
+      <w:r>
+        <w:rPr>
+          <w:b/>
+        </w:rPr>
+        <w:t>Ullticka (NT)</w:t>
+      </w:r>
+      <w:r>
+        <w:t xml:space="preserve"> är knuten till restbestånd av barrnaturskog och förekommer med ett tydligt optimum i orörda eller måttligt påverkade gamla granskogar där det föreligger viss kontinuitet av grov död ved. Ullticka är en bra signalart inom hela sitt utbredningsområde och i södra Sverige är den sällsynt och en god signalart för skyddsvärda granskogsmiljöer. Den hotas av avverkning och fragmentering av naturskog och äldre granskog med lång trädkontinuitet. På ullticka kan ibland ulltickeporing (VU) påträffas - det är en sällsynt ticka som nyligen delats upp i de tre olika arterna ulltickeporing </w:t>
+      </w:r>
+      <w:r>
+        <w:rPr>
+          <w:i/>
+        </w:rPr>
+        <w:t xml:space="preserve">Skeletocutis brevispora </w:t>
+      </w:r>
+      <w:r>
+        <w:t>(VU)</w:t>
+      </w:r>
+      <w:r>
+        <w:rPr>
+          <w:i/>
+        </w:rPr>
+        <w:t>, Skeletocutis delicata</w:t>
+      </w:r>
+      <w:r>
+        <w:t xml:space="preserve"> (VU)</w:t>
+      </w:r>
+      <w:r>
+        <w:rPr>
+          <w:i/>
+        </w:rPr>
+        <w:t xml:space="preserve"> och Skeletocutis exilis</w:t>
+      </w:r>
+      <w:r>
+        <w:t xml:space="preserve"> (NT). Ullticka är typisk art för </w:t>
+      </w:r>
+      <w:r>
+        <w:rPr>
+          <w:i/>
+        </w:rPr>
+        <w:t xml:space="preserve">9010 Taiga, 9050 Näringsrik granskog </w:t>
+      </w:r>
+      <w:r>
+        <w:t xml:space="preserve">och </w:t>
+      </w:r>
+      <w:r>
+        <w:rPr>
+          <w:i/>
+        </w:rPr>
+        <w:t>9030 Landhöjningsskog</w:t>
+      </w:r>
+      <w:r>
+        <w:t xml:space="preserve"> (SLU Artdatabanken, 2026; Nitare &amp; Skogsstyrelsen, 2019; Miettinen &amp; Niemelä, 2018).</w:t>
+      </w:r>
+    </w:p>
+    <w:p>
+      <w:r>
+        <w:rPr>
+          <w:b/>
+        </w:rPr>
+        <w:t xml:space="preserve">Vedtrappmossa (NT) </w:t>
+      </w:r>
+      <w:r>
+        <w:t xml:space="preserve">växer på död ved, främst i gammal granskog. Den förekommer knappast alls i fjällnära barrskogar utan finns i skogslandskapet nedom fjällen och framför allt i landets södra delar är den en mycket bra signalart för barrnaturskog med höga naturvärden. Skogsavverkning och brist på grov död ved i skogen är de allvarligaste hoten och den överlever inte kalhyggesbruk. Lokaler med sluten granskog, tillräckligt stora för att säkerställa ett kontinuerligt tillskott på grova lågor, bör undantas från storskaligt skogsbruk. Vedtrappmossa är typisk art för </w:t>
+      </w:r>
+      <w:r>
+        <w:rPr>
+          <w:i/>
+        </w:rPr>
+        <w:t>9010 Taiga</w:t>
+      </w:r>
+      <w:r>
+        <w:t xml:space="preserve"> (SLU Artdatabanken, 2024).</w:t>
       </w:r>
     </w:p>
     <w:p>
@@ -305,6 +573,55 @@
       </w:r>
       <w:r>
         <w:t>(SLU Artdatabanken, 2026).</w:t>
+      </w:r>
+    </w:p>
+    <w:p>
+      <w:r>
+        <w:rPr>
+          <w:b/>
+        </w:rPr>
+        <w:t xml:space="preserve">Linnea </w:t>
+      </w:r>
+      <w:r>
+        <w:t xml:space="preserve">är typisk art för </w:t>
+      </w:r>
+      <w:r>
+        <w:rPr>
+          <w:i/>
+        </w:rPr>
+        <w:t>9010 Taiga</w:t>
+      </w:r>
+      <w:r>
+        <w:t>. På linnea kan man hitta sporsäcksvampen linnealudd (SLU Artdatabanken, 2025).</w:t>
+      </w:r>
+    </w:p>
+    <w:p>
+      <w:r>
+        <w:rPr>
+          <w:b/>
+        </w:rPr>
+        <w:t>Tjäder (§4)</w:t>
+      </w:r>
+      <w:r>
+        <w:t xml:space="preserve"> omfattas av bilaga 1 och 2 EU:s fågeldirektiv och är typisk art för </w:t>
+      </w:r>
+      <w:r>
+        <w:rPr>
+          <w:i/>
+        </w:rPr>
+        <w:t xml:space="preserve">9010 Taiga </w:t>
+      </w:r>
+      <w:r>
+        <w:t xml:space="preserve">och </w:t>
+      </w:r>
+      <w:r>
+        <w:rPr>
+          <w:i/>
+        </w:rPr>
+        <w:t>9740 Skogsbevuxen myr</w:t>
+      </w:r>
+      <w:r>
+        <w:t>. Tjädern är en utpräglad skogsfågel knuten till större sammanhängande barrskogsområden. Tupparna och hönorna utnyttjar till viss del olika miljöer, och habitatvalet varierar dessutom mellan olika delar av året. För att det ska finnas livskraftiga tjäderbestånd krävs funktionella skogslandskap med en blandning av uppvuxen, gles och luckig skog, täta sumpskogar, myrar och andra små våtmarker. Arten försvinner när skogen fragmenteras och den sammanlagda arealen hyggen och andra öppna områden blir för stor. Ett småskaligt och försiktigt virkesuttag genom hyggesfria metoder kan i vissa fall vara möjligt i området inom 200 m från lekcentrum. Längre ut från lekcentrum, inom 200–500 m bör den avverkade ytan inte överskrida 1 hektar för att undvika alltför stora och snabba förändringar (Skogsstyrelsen, 2019; SLU Artdatabanken, 2024).</w:t>
       </w:r>
     </w:p>
     <w:p>
@@ -413,7 +730,7 @@
         <w:rPr>
           <w:i/>
         </w:rPr>
-        <w:t>I det avverkningsanmälda skogsområdet har 3 naturvårdsarter varav 1 rödlistade arter sina livsmiljöer och växtplatser.</w:t>
+        <w:t>I det avverkningsanmälda skogsområdet har 14 naturvårdsarter varav 9 rödlistade arter sina livsmiljöer och växtplatser.</w:t>
       </w:r>
     </w:p>
     <w:p>
@@ -610,7 +927,9 @@
         <w:pStyle w:val="Title"/>
       </w:pPr>
       <w:r>
-        <w:t>BILAGA 1 – Fridlysta arter</w:t>
+        <w:t>BILAGA 1 –</w:t>
+        <w:br/>
+        <w:t>Fridlysta och rödlistade arter</w:t>
       </w:r>
     </w:p>
     <w:p>
@@ -618,27 +937,62 @@
         <w:pStyle w:val="Heading1"/>
       </w:pPr>
       <w:r>
-        <w:t>Talltita – ekologi samt krav på livsmiljön</w:t>
+        <w:t>Lunglav – ekologi samt krav på livsmiljön</w:t>
       </w:r>
     </w:p>
     <w:p>
       <w:r>
-        <w:t>Talltita är rödlistad som NT, fridlyst och prioriterad art i Skogsvårdslagen. Den omfattas av EU:s fågeldirektiv. Arten har minskat kraftigt de senaste 30 åren och minskningstakten innevarande 10-årsperiod beräknas till 20 (10–30) % (SLU Artdatabanken, 2022).</w:t>
+        <w:t xml:space="preserve">Lunglav (NT) är en av vårt lands främsta signalarter som överallt indikerar gamla lövträd, skogsbestånd med höga naturvärden och ekosystem med lång skoglig kontinuitet. Lokalt kan förekomsten vara mycket riklig men den hittas nästan enbart i gamla och ej slutavverkade skogar. Artens samtliga förekomster bör uppmärksammas från naturvårdssynpunkt, då många lokaler även hyser andra ovanliga och rödlistade arter, däribland de sällsynta lavparasiterna lunglavshårprick (CR), </w:t>
+      </w:r>
+      <w:r>
+        <w:rPr>
+          <w:i/>
+        </w:rPr>
+        <w:t>Abrothallus diederichii</w:t>
+      </w:r>
+      <w:r>
+        <w:t xml:space="preserve"> (VU), </w:t>
+      </w:r>
+      <w:r>
+        <w:rPr>
+          <w:i/>
+        </w:rPr>
+        <w:t>Abrothallus lobariae</w:t>
+      </w:r>
+      <w:r>
+        <w:t xml:space="preserve"> (VU), </w:t>
+      </w:r>
+      <w:r>
+        <w:rPr>
+          <w:i/>
+        </w:rPr>
+        <w:t>Calycina lobariae</w:t>
+      </w:r>
+      <w:r>
+        <w:t xml:space="preserve"> (VU), lunglavsknapp (VU) och skrovelmössing (VU), som växer på lunglav. Rikliga förekomster med lunglav bör skyddas med biotopskydd, frivilliga avsättningar eller reservat (SLU Artdatabanken, 2026; Nitare &amp; Skogsstyrelsen, 2019).</w:t>
       </w:r>
     </w:p>
     <w:p>
       <w:r>
-        <w:t>Talltita föredrar större sammanhängande barrskogar, och finns såväl i tallskog som granskog och i lövblandad barrskog. Skogens struktur är viktig och ska helst vara flerskiktad med riklig underväxt av mindre granar, björk och andra lövträd och buskar. Tillgång på murknande högstubbar är särskilt viktig, eftersom talltitan helst själv hackar ut sitt bohål (SLU Artdatabanken, 2022).</w:t>
-      </w:r>
-    </w:p>
-    <w:p>
-      <w:r>
-        <w:t>Det finns flera studier som visar att talltita är känslig för gallring och inte överlever när dess livsmiljö kalavverkas (Eggers and Low, 2014; Griesser et al., 2007; Klein, 2020). Talltitans revir är förhållandevis stora, 10–20 hektar och arten missgynnas när skogen fragmenteras. Kalavverkning av större delar av reviret innebär att det överges (Artdatabanken, 2021).</w:t>
-      </w:r>
-    </w:p>
-    <w:p>
-      <w:r>
-        <w:t>Talltitan är synnerligen trogen sitt revir så länge paret lever och biotopen förblir intakt. Paret stannar i sitt revir året om. En förlust av ett revir har därför en stor inverkan på den lokala populationen och trakthyggesbruket anses vara orsak till den svenska populationens kraftiga minskning. Talltiteparets revirtrohet innebär att närhelst under året man observerar en adult talltita så ingår denna plats i reviret (Siffczyk et al., 2003; Ekman, 1979).</w:t>
+        <w:t xml:space="preserve">Lunglav är typisk art för </w:t>
+      </w:r>
+      <w:r>
+        <w:rPr>
+          <w:i/>
+        </w:rPr>
+        <w:t>9010 Taiga, 9020 Nordlig ädellövskog, 9110 Näringsfattig bokskog, 9130 Näringsrik bokskog, 9160 Näringsrik ekskog, 9180 Ädellövskog i branter, 9190 Näringsfattig ekskog, 9070 Trädklädd betesmark, 9040 Fjällbjörkskog</w:t>
+      </w:r>
+      <w:r>
+        <w:t xml:space="preserve"> och</w:t>
+      </w:r>
+      <w:r>
+        <w:rPr>
+          <w:i/>
+        </w:rPr>
+        <w:t xml:space="preserve"> 6530 Lövängar</w:t>
+      </w:r>
+      <w:r>
+        <w:t xml:space="preserve"> (SLU Artdatabanken, 2026).</w:t>
       </w:r>
     </w:p>
     <w:p>
@@ -646,82 +1000,26 @@
         <w:pStyle w:val="Heading2"/>
       </w:pPr>
       <w:r>
-        <w:t>Referenser – talltita</w:t>
+        <w:t>Referenser – lunglav</w:t>
       </w:r>
     </w:p>
     <w:p>
       <w:r>
-        <w:t xml:space="preserve">Eggers, S., Low, M., 2014. </w:t>
+        <w:t xml:space="preserve">Nitare, J. och Skogsstyrelsen, 2019. </w:t>
       </w:r>
       <w:r>
         <w:rPr>
           <w:i/>
         </w:rPr>
-        <w:t xml:space="preserve">Differential demographic responses of sympatric Parids to vegetation management in boreal forest. </w:t>
-      </w:r>
-      <w:r>
-        <w:t>For. Ecol. Manage. 319, 169–175.</w:t>
+        <w:t xml:space="preserve">Skyddsvärd skog – Naturvårdsarter och andra kriterier för naturvärdesbedömning. </w:t>
+      </w:r>
+      <w:r>
+        <w:t>Skogsstyrelsen.</w:t>
       </w:r>
     </w:p>
     <w:p>
       <w:r>
-        <w:t xml:space="preserve">Ekman, J., 1979. </w:t>
-      </w:r>
-      <w:r>
-        <w:rPr>
-          <w:i/>
-        </w:rPr>
-        <w:t xml:space="preserve">Coherence, composition and territories of winter social groups of the Willow Tit Parus montanus and the Crested Tit P. cristatus. </w:t>
-      </w:r>
-      <w:r>
-        <w:t>Ornis Scandinavica, 10, pp 56–68</w:t>
-      </w:r>
-    </w:p>
-    <w:p>
-      <w:r>
-        <w:t xml:space="preserve">Griesser, M., Nystrand, M., Eggers, S., Ekman, J., 2007. </w:t>
-      </w:r>
-      <w:r>
-        <w:rPr>
-          <w:i/>
-        </w:rPr>
-        <w:t xml:space="preserve">Impact of forestry practices on fitness correlates and population productivity in an open-nesting bird species. </w:t>
-      </w:r>
-      <w:r>
-        <w:t>Conserv. Biol. 21, 767–774. https://doi.org/10.1111/j.1523- 1739.2007.00675.x</w:t>
-      </w:r>
-    </w:p>
-    <w:p>
-      <w:r>
-        <w:t xml:space="preserve">Klein, J., 2020. </w:t>
-      </w:r>
-      <w:r>
-        <w:rPr>
-          <w:i/>
-        </w:rPr>
-        <w:t xml:space="preserve">The forgotten forest – On thinning, retention, and biodiversity in the boreal forest. </w:t>
-      </w:r>
-      <w:r>
-        <w:t>Doctoral Thesis No. 2020:50</w:t>
-      </w:r>
-    </w:p>
-    <w:p>
-      <w:r>
-        <w:t xml:space="preserve">Siffczyk, C., Brotons, L., Kangas, K., Orell, M., 2003. </w:t>
-      </w:r>
-      <w:r>
-        <w:rPr>
-          <w:i/>
-        </w:rPr>
-        <w:t xml:space="preserve">Home range size of willow tits. </w:t>
-      </w:r>
-      <w:r>
-        <w:t>Oecologica, 136, 635–642 (2003)</w:t>
-      </w:r>
-    </w:p>
-    <w:p>
-      <w:r>
-        <w:t xml:space="preserve">SLU Artdatabanken, 2021. </w:t>
+        <w:t xml:space="preserve">SLU Artdatabanken, 2026. </w:t>
       </w:r>
       <w:r>
         <w:rPr>
@@ -730,7 +1028,7 @@
         <w:t xml:space="preserve">Artfaktablad. Naturvård – artfakta. </w:t>
       </w:r>
       <w:r>
-        <w:t>SLU Artdatabanken, Uppsala</w:t>
+        <w:t>SLU Artdatabanken, Uppsala.</w:t>
       </w:r>
     </w:p>
     <w:p>
@@ -738,35 +1036,27 @@
         <w:pStyle w:val="Heading1"/>
       </w:pPr>
       <w:r>
-        <w:t>Järpe – ekologi samt krav på livsmiljön</w:t>
+        <w:t>Talltita – ekologi samt krav på livsmiljön</w:t>
       </w:r>
     </w:p>
     <w:p>
       <w:r>
-        <w:t>Järpe är fridlyst enligt 4§ artskyddsförordningen och upptagen i bilaga 1 och 2 EU:s fågeldirektiv. Den finns i sammanhängande grandominerad skog över hela Sverige men förekomsterna är betydligt glesare i Götaland än i övriga landet. Järpen har sina livsmiljöer i tät barrskog med inblandning av lövträd och en väl utvecklad flerskiktad struktur med bärris och yngre eller undertryckta, täta granar i ett lägre skikt, ofta utmed bäckar och åar inne i den skyddande granskogen (SLU Artdatabanken, 2026).</w:t>
+        <w:t>Talltita är rödlistad som NT, fridlyst och prioriterad art i Skogsvårdslagen. Den omfattas av EU:s fågeldirektiv. Arten har minskat kraftigt de senaste 30 åren och minskningstakten innevarande 10-årsperiod beräknas till 20 (10–30) % (SLU Artdatabanken, 2022).</w:t>
       </w:r>
     </w:p>
     <w:p>
       <w:r>
-        <w:t xml:space="preserve">Arten behöver lämpliga skogsbestånd om sammanlagt minst 25 hektar. Den är mycket stationär inom sitt revir och när ett par etablerat sig stannar de så länge miljön är intakt. Den undviker öppen mark och förﬂyttar sig sällan över större öppna myrar eller åkermark, och är därför känslig för fragmentering. Järpen överlever inte om dess livsmiljö kalavverkas och är även känslig för röjning, gallring och avverkning där unga granar och lövträd inte sparas i tillräcklig omfattning.  Järpe är typisk art för </w:t>
-      </w:r>
-      <w:r>
-        <w:rPr>
-          <w:i/>
-        </w:rPr>
-        <w:t>9010 Taiga, 9740 Skogsbevuxen myr</w:t>
-      </w:r>
-      <w:r>
-        <w:t xml:space="preserve"> och </w:t>
-      </w:r>
-      <w:r>
-        <w:rPr>
-          <w:i/>
-        </w:rPr>
-        <w:t>9080 Lövsumpskog</w:t>
-      </w:r>
-      <w:r>
-        <w:t xml:space="preserve"> (SLU Artdatabanken, 2026).</w:t>
+        <w:t>Talltita föredrar större sammanhängande barrskogar, och finns såväl i tallskog som granskog och i lövblandad barrskog. Skogens struktur är viktig och ska helst vara flerskiktad med riklig underväxt av mindre granar, björk och andra lövträd och buskar. Tillgång på murknande högstubbar är särskilt viktig, eftersom talltitan helst själv hackar ut sitt bohål (SLU Artdatabanken, 2022).</w:t>
+      </w:r>
+    </w:p>
+    <w:p>
+      <w:r>
+        <w:t>Det finns flera studier som visar att talltita är känslig för gallring och inte överlever när dess livsmiljö kalavverkas (Eggers and Low, 2014; Griesser et al., 2007; Klein, 2020). Talltitans revir är förhållandevis stora, 10–20 hektar och arten missgynnas när skogen fragmenteras. Kalavverkning av större delar av reviret innebär att det överges (Artdatabanken, 2021).</w:t>
+      </w:r>
+    </w:p>
+    <w:p>
+      <w:r>
+        <w:t>Talltitan är synnerligen trogen sitt revir så länge paret lever och biotopen förblir intakt. Paret stannar i sitt revir året om. En förlust av ett revir har därför en stor inverkan på den lokala populationen och trakthyggesbruket anses vara orsak till den svenska populationens kraftiga minskning. Talltiteparets revirtrohet innebär att närhelst under året man observerar en adult talltita så ingår denna plats i reviret (Siffczyk et al., 2003; Ekman, 1979).</w:t>
       </w:r>
     </w:p>
     <w:p>
@@ -774,12 +1064,410 @@
         <w:pStyle w:val="Heading2"/>
       </w:pPr>
       <w:r>
-        <w:t>Referenser – järpe</w:t>
+        <w:t>Referenser – talltita</w:t>
       </w:r>
     </w:p>
     <w:p>
       <w:r>
+        <w:t xml:space="preserve">Eggers, S., Low, M., 2014. </w:t>
+      </w:r>
+      <w:r>
+        <w:rPr>
+          <w:i/>
+        </w:rPr>
+        <w:t xml:space="preserve">Differential demographic responses of sympatric Parids to vegetation management in boreal forest. </w:t>
+      </w:r>
+      <w:r>
+        <w:t>For. Ecol. Manage. 319, 169–175.</w:t>
+      </w:r>
+    </w:p>
+    <w:p>
+      <w:r>
+        <w:t xml:space="preserve">Ekman, J., 1979. </w:t>
+      </w:r>
+      <w:r>
+        <w:rPr>
+          <w:i/>
+        </w:rPr>
+        <w:t xml:space="preserve">Coherence, composition and territories of winter social groups of the Willow Tit Parus montanus and the Crested Tit P. cristatus. </w:t>
+      </w:r>
+      <w:r>
+        <w:t>Ornis Scandinavica, 10, pp 56–68</w:t>
+      </w:r>
+    </w:p>
+    <w:p>
+      <w:r>
+        <w:t xml:space="preserve">Griesser, M., Nystrand, M., Eggers, S., Ekman, J., 2007. </w:t>
+      </w:r>
+      <w:r>
+        <w:rPr>
+          <w:i/>
+        </w:rPr>
+        <w:t xml:space="preserve">Impact of forestry practices on fitness correlates and population productivity in an open-nesting bird species. </w:t>
+      </w:r>
+      <w:r>
+        <w:t>Conserv. Biol. 21, 767–774. https://doi.org/10.1111/j.1523- 1739.2007.00675.x</w:t>
+      </w:r>
+    </w:p>
+    <w:p>
+      <w:r>
+        <w:t xml:space="preserve">Klein, J., 2020. </w:t>
+      </w:r>
+      <w:r>
+        <w:rPr>
+          <w:i/>
+        </w:rPr>
+        <w:t xml:space="preserve">The forgotten forest – On thinning, retention, and biodiversity in the boreal forest. </w:t>
+      </w:r>
+      <w:r>
+        <w:t>Doctoral Thesis No. 2020:50</w:t>
+      </w:r>
+    </w:p>
+    <w:p>
+      <w:r>
+        <w:t xml:space="preserve">Siffczyk, C., Brotons, L., Kangas, K., Orell, M., 2003. </w:t>
+      </w:r>
+      <w:r>
+        <w:rPr>
+          <w:i/>
+        </w:rPr>
+        <w:t xml:space="preserve">Home range size of willow tits. </w:t>
+      </w:r>
+      <w:r>
+        <w:t>Oecologica, 136, 635–642 (2003)</w:t>
+      </w:r>
+    </w:p>
+    <w:p>
+      <w:r>
+        <w:t xml:space="preserve">SLU Artdatabanken, 2021. </w:t>
+      </w:r>
+      <w:r>
+        <w:rPr>
+          <w:i/>
+        </w:rPr>
+        <w:t xml:space="preserve">Artfaktablad. Naturvård – artfakta. </w:t>
+      </w:r>
+      <w:r>
+        <w:t>SLU Artdatabanken, Uppsala</w:t>
+      </w:r>
+    </w:p>
+    <w:p>
+      <w:pPr>
+        <w:pStyle w:val="Heading1"/>
+      </w:pPr>
+      <w:r>
+        <w:t>Tretåig hackspett – ekologi samt krav på livsmiljön</w:t>
+      </w:r>
+    </w:p>
+    <w:p>
+      <w:r>
+        <w:t xml:space="preserve">Tretåig hackspett (NT) är fridlyst enligt §4 Artskyddsförordningen och finns med som prioriterad art i Skogsstyrelsen vägledning för skogsbruket (bilaga 4 till SVL). I vägledningen står bland annat att: </w:t>
+      </w:r>
+      <w:r>
+        <w:rPr>
+          <w:i/>
+        </w:rPr>
+        <w:t xml:space="preserve">“Tretåig hackspett har stora arealkrav och höga krav på sin livsmiljö. Omdaningen av naturskogar till kulturskogar medför en förlust av viktiga miljöer, något som förstärks av ökad fragmentering till följd av avverkningar.” </w:t>
+      </w:r>
+      <w:r>
+        <w:t xml:space="preserve">Vidare att: </w:t>
+      </w:r>
+      <w:r>
+        <w:rPr>
+          <w:i/>
+        </w:rPr>
+        <w:t>“Områden med dokumenterad permanent förekomst i naturskogsmiljöer har vanligen så stora naturvärden att skogsbruk är olämpligt”</w:t>
+      </w:r>
+      <w:r>
+        <w:t xml:space="preserve"> (SLU Artdatabanken, 2024; Skogsstyrelsen, 2016)</w:t>
+      </w:r>
+      <w:r>
+        <w:rPr>
+          <w:i/>
+        </w:rPr>
+        <w:t>.</w:t>
+      </w:r>
+    </w:p>
+    <w:p>
+      <w:r>
+        <w:t>Tretåig hackspett är beroende av större sammanhängande naturskogar med kontinuerlig tillgång och nybildning av död ved och fragmentering av livsmiljöerna utgör ett stort hot mot arten (se exempelvis Stachura-Skierczynska et al., 2009; Wesolowski et al., 2005; Butler et al., 2004; Pakkala et al., 2002; Amcoff et al., 1996; Virkkala, 1991). Det finns studier som visar att naturskogens självgallringsprocess som den tretåiga hackspetten är beroende av, inte kan ersättas med efterlämnad hänsyn i skogsbruket (Imbeau &amp; Desrochers, 2002).</w:t>
+      </w:r>
+    </w:p>
+    <w:p>
+      <w:r>
+        <w:t>Permanenta revir av tretåig hackspett karaktäriseras ofta av artens typiska ringformigt ordnade hackmärken på framför allt gamla granar. För att säkerställa att inte revir av tretåig hackspett drabbas av avverkningsplanerna bör en inventering göras i området både under häckningstid och under vintern, då arten utnyttjar betydligt större områden än under sommarens häckningsrevir. Storleken på häckningsreviret varierar med skogstypen, förekomsten av död ved och graden av fragmentering, men är i allmänhet i storleksordningen 25–100 hektar (SLU Artdatabanken, 2024; Skogsstyrelsen, 2016).</w:t>
+      </w:r>
+    </w:p>
+    <w:p>
+      <w:r>
+        <w:t xml:space="preserve">Förutom fridlysning enligt §4 Artskyddsförordningen är tretåig hackspett även förtecknad i EU:s fågeldirektiv bilaga 1. Den är typisk art för </w:t>
+      </w:r>
+      <w:r>
+        <w:rPr>
+          <w:i/>
+        </w:rPr>
+        <w:t xml:space="preserve">9010 Taiga, 9740 Skogsbevuxen myr, 9030 Landhöjningsskog </w:t>
+      </w:r>
+      <w:r>
+        <w:t xml:space="preserve">och </w:t>
+      </w:r>
+      <w:r>
+        <w:rPr>
+          <w:i/>
+        </w:rPr>
+        <w:t>9040 Fjällbjörkskog</w:t>
+      </w:r>
+      <w:r>
+        <w:t xml:space="preserve"> samt ingår i Natura 2000 och är förtecknad i Bernkonventionen bilaga II (strikt skyddade djurarter) (SLU Artdatabanken, 2024; Skogsstyrelsen, 2016).</w:t>
+      </w:r>
+    </w:p>
+    <w:p>
+      <w:pPr>
+        <w:pStyle w:val="Heading2"/>
+      </w:pPr>
+      <w:r>
+        <w:t>Referenser – tretåig hackspett</w:t>
+      </w:r>
+    </w:p>
+    <w:p>
+      <w:r>
+        <w:t xml:space="preserve">Amcoff, M. &amp; Eriksson, P. 1996. </w:t>
+      </w:r>
+      <w:r>
+        <w:rPr>
+          <w:i/>
+        </w:rPr>
+        <w:t xml:space="preserve">Förekomst av tretåig hackspett Picoides tridactylus på bestånds- och landskapsnivå. </w:t>
+      </w:r>
+      <w:r>
+        <w:t>Ornis Svecica 6: 107–119.</w:t>
+      </w:r>
+    </w:p>
+    <w:p>
+      <w:r>
+        <w:t xml:space="preserve">Butler, R., Angelstam, P., Ekelund, P. &amp; Schlaeffer, R. 2004. </w:t>
+      </w:r>
+      <w:r>
+        <w:rPr>
+          <w:i/>
+        </w:rPr>
+        <w:t xml:space="preserve">Dead wood threshold values for the three-toed woodpecker presence in boreal and sub-Alpine forest. </w:t>
+      </w:r>
+      <w:r>
+        <w:t>Biological conservation 119(3): 305–318.</w:t>
+      </w:r>
+    </w:p>
+    <w:p>
+      <w:r>
+        <w:t xml:space="preserve">Imbeau, L. &amp; Desrochers, A. 2002. </w:t>
+      </w:r>
+      <w:r>
+        <w:rPr>
+          <w:i/>
+        </w:rPr>
+        <w:t xml:space="preserve">Foraging Ecology and Use of Drumming Trees by Three-Toed Woodpeckers. </w:t>
+      </w:r>
+      <w:r>
+        <w:t>The Journal of Wildlife Management. Vol. 66, No. 1 (Jan., 2002), pp. 222–231.</w:t>
+      </w:r>
+    </w:p>
+    <w:p>
+      <w:r>
+        <w:t xml:space="preserve">Pakkala, T., Hanski, I. &amp; Tomppo, E. 2002. </w:t>
+      </w:r>
+      <w:r>
+        <w:rPr>
+          <w:i/>
+        </w:rPr>
+        <w:t xml:space="preserve">Spatial ecology of the three-toed woodpecker in managed forest landscapes. </w:t>
+      </w:r>
+      <w:r>
+        <w:t>Silva Fennica 36(1): 279–288.</w:t>
+      </w:r>
+    </w:p>
+    <w:p>
+      <w:r>
+        <w:t xml:space="preserve">Skogsstyrelsen, 2016. </w:t>
+      </w:r>
+      <w:r>
+        <w:rPr>
+          <w:i/>
+        </w:rPr>
+        <w:t>Vägledning för hänsyn till fåglar – Tretåig hackspett.</w:t>
+      </w:r>
+    </w:p>
+    <w:p>
+      <w:r>
+        <w:t xml:space="preserve">SLU Artdatabanken, 2024. </w:t>
+      </w:r>
+      <w:r>
+        <w:rPr>
+          <w:i/>
+        </w:rPr>
+        <w:t xml:space="preserve">Artfaktablad. Naturvård – artfakta. </w:t>
+      </w:r>
+      <w:r>
+        <w:t>SLU Artdatabanken, Uppsala.</w:t>
+      </w:r>
+    </w:p>
+    <w:p>
+      <w:r>
+        <w:t xml:space="preserve">Stachura-Skierczynska, K., Tumiel, T. &amp; Skierczynski, M. 2009. </w:t>
+      </w:r>
+      <w:r>
+        <w:rPr>
+          <w:i/>
+        </w:rPr>
+        <w:t xml:space="preserve">Habitat prediction model for three-toed woodpecker and its implications for the conservation of biologically valuable forests. </w:t>
+      </w:r>
+      <w:r>
+        <w:t>Forest Ecology and Management 258(5): 697–703.</w:t>
+      </w:r>
+    </w:p>
+    <w:p>
+      <w:r>
+        <w:t xml:space="preserve">Virkkala, R. 1991. </w:t>
+      </w:r>
+      <w:r>
+        <w:rPr>
+          <w:i/>
+        </w:rPr>
+        <w:t xml:space="preserve">Population trends of forest birds in a Finnish Lapland landscape of large habitat blocks – Consequences of stochastic environmental variation or regional habitat alteration. </w:t>
+      </w:r>
+      <w:r>
+        <w:t>Biological conservation 56(2): 223–240.</w:t>
+      </w:r>
+    </w:p>
+    <w:p>
+      <w:r>
+        <w:t xml:space="preserve">Wesolowski, T., Czeszczewik, D. &amp; Rowinski, P. 2005. </w:t>
+      </w:r>
+      <w:r>
+        <w:rPr>
+          <w:i/>
+        </w:rPr>
+        <w:t xml:space="preserve">Effects of forest management on Three-toed Woodpecker Picoides tridactylus distribution in the Bialowieza Forest (NE Poland): conservation implications. </w:t>
+      </w:r>
+      <w:r>
+        <w:t>Acta Ornithologica 40(1): 53–60.</w:t>
+      </w:r>
+    </w:p>
+    <w:p>
+      <w:pPr>
+        <w:pStyle w:val="Heading1"/>
+      </w:pPr>
+      <w:r>
+        <w:t>Järpe – ekologi samt krav på livsmiljön</w:t>
+      </w:r>
+    </w:p>
+    <w:p>
+      <w:r>
+        <w:t>Järpe är fridlyst enligt 4§ artskyddsförordningen och upptagen i bilaga 1 och 2 EU:s fågeldirektiv. Den finns i sammanhängande grandominerad skog över hela Sverige men förekomsterna är betydligt glesare i Götaland än i övriga landet. Järpen har sina livsmiljöer i tät barrskog med inblandning av lövträd och en väl utvecklad flerskiktad struktur med bärris och yngre eller undertryckta, täta granar i ett lägre skikt, ofta utmed bäckar och åar inne i den skyddande granskogen (SLU Artdatabanken, 2026).</w:t>
+      </w:r>
+    </w:p>
+    <w:p>
+      <w:r>
+        <w:t xml:space="preserve">Arten behöver lämpliga skogsbestånd om sammanlagt minst 25 hektar. Den är mycket stationär inom sitt revir och när ett par etablerat sig stannar de så länge miljön är intakt. Den undviker öppen mark och förﬂyttar sig sällan över större öppna myrar eller åkermark, och är därför känslig för fragmentering. Järpen överlever inte om dess livsmiljö kalavverkas och är även känslig för röjning, gallring och avverkning där unga granar och lövträd inte sparas i tillräcklig omfattning.  Järpe är typisk art för </w:t>
+      </w:r>
+      <w:r>
+        <w:rPr>
+          <w:i/>
+        </w:rPr>
+        <w:t>9010 Taiga, 9740 Skogsbevuxen myr</w:t>
+      </w:r>
+      <w:r>
+        <w:t xml:space="preserve"> och </w:t>
+      </w:r>
+      <w:r>
+        <w:rPr>
+          <w:i/>
+        </w:rPr>
+        <w:t>9080 Lövsumpskog</w:t>
+      </w:r>
+      <w:r>
+        <w:t xml:space="preserve"> (SLU Artdatabanken, 2026).</w:t>
+      </w:r>
+    </w:p>
+    <w:p>
+      <w:pPr>
+        <w:pStyle w:val="Heading2"/>
+      </w:pPr>
+      <w:r>
+        <w:t>Referenser – järpe</w:t>
+      </w:r>
+    </w:p>
+    <w:p>
+      <w:r>
         <w:t xml:space="preserve">SLU Artdatabanken, 2026. </w:t>
+      </w:r>
+      <w:r>
+        <w:rPr>
+          <w:i/>
+        </w:rPr>
+        <w:t xml:space="preserve">Artfaktablad. Naturvård – artfakta. </w:t>
+      </w:r>
+      <w:r>
+        <w:t>SLU Artdatabanken, Uppsala</w:t>
+      </w:r>
+    </w:p>
+    <w:p>
+      <w:pPr>
+        <w:pStyle w:val="Heading1"/>
+      </w:pPr>
+      <w:r>
+        <w:t>Tjäder – ekologi samt krav på livsmiljön</w:t>
+      </w:r>
+    </w:p>
+    <w:p>
+      <w:r>
+        <w:t xml:space="preserve">Tjäder (§4) omfattas av bilaga 1 och 2 EU:s fågeldirektiv och är typisk art för </w:t>
+      </w:r>
+      <w:r>
+        <w:rPr>
+          <w:i/>
+        </w:rPr>
+        <w:t xml:space="preserve">9010 Taiga </w:t>
+      </w:r>
+      <w:r>
+        <w:t xml:space="preserve">och </w:t>
+      </w:r>
+      <w:r>
+        <w:rPr>
+          <w:i/>
+        </w:rPr>
+        <w:t>9740 Skogsbevuxen myr</w:t>
+      </w:r>
+      <w:r>
+        <w:t>. Tjädern är en utpräglad skogsfågel knuten till större sammanhängande barrskogsområden. Tupparna och hönorna utnyttjar till viss del olika miljöer, och habitatvalet varierar dessutom mellan olika delar av året. För att det ska finnas livskraftiga tjäderbestånd krävs funktionella skogslandskap med en blandning av uppvuxen, gles och luckig skog, täta sumpskogar, myrar och andra små våtmarker (Skogsstyrelsen, 2019; SLU Artdatabanken 2024).</w:t>
+      </w:r>
+    </w:p>
+    <w:p>
+      <w:r>
+        <w:t>Arten försvinner när skogen fragmenteras och den sammanlagda arealen hyggen och andra öppna områden blir för stor. Ett småskaligt och försiktigt virkesuttag genom hyggesfria metoder kan i vissa fall vara möjligt i området inom 200 m från lekcentrum. Längre ut från lekcentrum, inom 200–500 m bör den avverkade ytan inte överskrida 1 hektar för att undvika alltför stora och snabba förändringar (Skogsstyrelsen, 2019).</w:t>
+      </w:r>
+    </w:p>
+    <w:p>
+      <w:pPr>
+        <w:pStyle w:val="Heading2"/>
+      </w:pPr>
+      <w:r>
+        <w:t>Referenser – tjäder</w:t>
+      </w:r>
+    </w:p>
+    <w:p>
+      <w:r>
+        <w:t xml:space="preserve">Skogsstyrelsen, 2019. </w:t>
+      </w:r>
+      <w:r>
+        <w:rPr>
+          <w:i/>
+        </w:rPr>
+        <w:t>Vägledning för hänsyn till fåglar – tjäder.</w:t>
+      </w:r>
+    </w:p>
+    <w:p>
+      <w:r>
+        <w:t xml:space="preserve">SLU Artdatabanken, 2024. </w:t>
       </w:r>
       <w:r>
         <w:rPr>
@@ -919,7 +1607,7 @@
     <w:r>
       <w:tab/>
       <w:tab/>
-      <w:t>2026-09-29</w:t>
+      <w:t>2026-09-30</w:t>
       <w:br/>
       <w:br/>
     </w:r>

--- a/klagomål/A 40428-2023 FSC-klagomål.docx
+++ b/klagomål/A 40428-2023 FSC-klagomål.docx
@@ -1607,7 +1607,7 @@
     <w:r>
       <w:tab/>
       <w:tab/>
-      <w:t>2026-09-30</w:t>
+      <w:t>2026-10-01</w:t>
       <w:br/>
       <w:br/>
     </w:r>

--- a/klagomål/A 40428-2023 FSC-klagomål.docx
+++ b/klagomål/A 40428-2023 FSC-klagomål.docx
@@ -1607,7 +1607,7 @@
     <w:r>
       <w:tab/>
       <w:tab/>
-      <w:t>2026-10-01</w:t>
+      <w:t>2026-10-02</w:t>
       <w:br/>
       <w:br/>
     </w:r>

--- a/klagomål/A 40428-2023 FSC-klagomål.docx
+++ b/klagomål/A 40428-2023 FSC-klagomål.docx
@@ -1607,7 +1607,7 @@
     <w:r>
       <w:tab/>
       <w:tab/>
-      <w:t>2026-10-02</w:t>
+      <w:t>2026-10-03</w:t>
       <w:br/>
       <w:br/>
     </w:r>

--- a/klagomål/A 40428-2023 FSC-klagomål.docx
+++ b/klagomål/A 40428-2023 FSC-klagomål.docx
@@ -1607,7 +1607,7 @@
     <w:r>
       <w:tab/>
       <w:tab/>
-      <w:t>2026-10-03</w:t>
+      <w:t>2026-10-04</w:t>
       <w:br/>
       <w:br/>
     </w:r>

--- a/klagomål/A 40428-2023 FSC-klagomål.docx
+++ b/klagomål/A 40428-2023 FSC-klagomål.docx
@@ -1607,7 +1607,7 @@
     <w:r>
       <w:tab/>
       <w:tab/>
-      <w:t>2026-10-04</w:t>
+      <w:t>2026-10-05</w:t>
       <w:br/>
       <w:br/>
     </w:r>

--- a/klagomål/A 40428-2023 FSC-klagomål.docx
+++ b/klagomål/A 40428-2023 FSC-klagomål.docx
@@ -1607,7 +1607,7 @@
     <w:r>
       <w:tab/>
       <w:tab/>
-      <w:t>2026-10-05</w:t>
+      <w:t>2026-10-06</w:t>
       <w:br/>
       <w:br/>
     </w:r>

--- a/klagomål/A 40428-2023 FSC-klagomål.docx
+++ b/klagomål/A 40428-2023 FSC-klagomål.docx
@@ -1607,7 +1607,7 @@
     <w:r>
       <w:tab/>
       <w:tab/>
-      <w:t>2026-10-06</w:t>
+      <w:t>2026-10-07</w:t>
       <w:br/>
       <w:br/>
     </w:r>

--- a/klagomål/A 40428-2023 FSC-klagomål.docx
+++ b/klagomål/A 40428-2023 FSC-klagomål.docx
@@ -1607,7 +1607,7 @@
     <w:r>
       <w:tab/>
       <w:tab/>
-      <w:t>2026-10-07</w:t>
+      <w:t>2026-10-08</w:t>
       <w:br/>
       <w:br/>
     </w:r>

--- a/klagomål/A 40428-2023 FSC-klagomål.docx
+++ b/klagomål/A 40428-2023 FSC-klagomål.docx
@@ -1607,7 +1607,7 @@
     <w:r>
       <w:tab/>
       <w:tab/>
-      <w:t>2026-10-08</w:t>
+      <w:t>2026-10-09</w:t>
       <w:br/>
       <w:br/>
     </w:r>

--- a/klagomål/A 40428-2023 FSC-klagomål.docx
+++ b/klagomål/A 40428-2023 FSC-klagomål.docx
@@ -1607,7 +1607,7 @@
     <w:r>
       <w:tab/>
       <w:tab/>
-      <w:t>2026-10-09</w:t>
+      <w:t>2026-10-10</w:t>
       <w:br/>
       <w:br/>
     </w:r>

--- a/klagomål/A 40428-2023 FSC-klagomål.docx
+++ b/klagomål/A 40428-2023 FSC-klagomål.docx
@@ -1607,7 +1607,7 @@
     <w:r>
       <w:tab/>
       <w:tab/>
-      <w:t>2026-10-10</w:t>
+      <w:t>2026-10-11</w:t>
       <w:br/>
       <w:br/>
     </w:r>

--- a/klagomål/A 40428-2023 FSC-klagomål.docx
+++ b/klagomål/A 40428-2023 FSC-klagomål.docx
@@ -1607,7 +1607,7 @@
     <w:r>
       <w:tab/>
       <w:tab/>
-      <w:t>2026-10-11</w:t>
+      <w:t>2026-10-12</w:t>
       <w:br/>
       <w:br/>
     </w:r>

--- a/klagomål/A 40428-2023 FSC-klagomål.docx
+++ b/klagomål/A 40428-2023 FSC-klagomål.docx
@@ -1607,7 +1607,7 @@
     <w:r>
       <w:tab/>
       <w:tab/>
-      <w:t>2026-10-12</w:t>
+      <w:t>2026-10-13</w:t>
       <w:br/>
       <w:br/>
     </w:r>

--- a/klagomål/A 40428-2023 FSC-klagomål.docx
+++ b/klagomål/A 40428-2023 FSC-klagomål.docx
@@ -1607,7 +1607,7 @@
     <w:r>
       <w:tab/>
       <w:tab/>
-      <w:t>2026-10-13</w:t>
+      <w:t>2026-10-14</w:t>
       <w:br/>
       <w:br/>
     </w:r>

--- a/klagomål/A 40428-2023 FSC-klagomål.docx
+++ b/klagomål/A 40428-2023 FSC-klagomål.docx
@@ -1607,7 +1607,7 @@
     <w:r>
       <w:tab/>
       <w:tab/>
-      <w:t>2026-10-14</w:t>
+      <w:t>2026-10-15</w:t>
       <w:br/>
       <w:br/>
     </w:r>

--- a/klagomål/A 40428-2023 FSC-klagomål.docx
+++ b/klagomål/A 40428-2023 FSC-klagomål.docx
@@ -1607,7 +1607,7 @@
     <w:r>
       <w:tab/>
       <w:tab/>
-      <w:t>2026-10-15</w:t>
+      <w:t>2026-10-16</w:t>
       <w:br/>
       <w:br/>
     </w:r>

--- a/klagomål/A 40428-2023 FSC-klagomål.docx
+++ b/klagomål/A 40428-2023 FSC-klagomål.docx
@@ -1607,7 +1607,7 @@
     <w:r>
       <w:tab/>
       <w:tab/>
-      <w:t>2026-10-16</w:t>
+      <w:t>2026-10-17</w:t>
       <w:br/>
       <w:br/>
     </w:r>

--- a/klagomål/A 40428-2023 FSC-klagomål.docx
+++ b/klagomål/A 40428-2023 FSC-klagomål.docx
@@ -1607,7 +1607,7 @@
     <w:r>
       <w:tab/>
       <w:tab/>
-      <w:t>2026-10-17</w:t>
+      <w:t>2026-10-18</w:t>
       <w:br/>
       <w:br/>
     </w:r>

--- a/klagomål/A 40428-2023 FSC-klagomål.docx
+++ b/klagomål/A 40428-2023 FSC-klagomål.docx
@@ -1607,7 +1607,7 @@
     <w:r>
       <w:tab/>
       <w:tab/>
-      <w:t>2026-10-18</w:t>
+      <w:t>2026-10-19</w:t>
       <w:br/>
       <w:br/>
     </w:r>

--- a/klagomål/A 40428-2023 FSC-klagomål.docx
+++ b/klagomål/A 40428-2023 FSC-klagomål.docx
@@ -1607,7 +1607,7 @@
     <w:r>
       <w:tab/>
       <w:tab/>
-      <w:t>2026-10-19</w:t>
+      <w:t>2026-10-20</w:t>
       <w:br/>
       <w:br/>
     </w:r>

--- a/klagomål/A 40428-2023 FSC-klagomål.docx
+++ b/klagomål/A 40428-2023 FSC-klagomål.docx
@@ -1607,7 +1607,7 @@
     <w:r>
       <w:tab/>
       <w:tab/>
-      <w:t>2026-10-20</w:t>
+      <w:t>2026-10-21</w:t>
       <w:br/>
       <w:br/>
     </w:r>

--- a/klagomål/A 40428-2023 FSC-klagomål.docx
+++ b/klagomål/A 40428-2023 FSC-klagomål.docx
@@ -1607,7 +1607,7 @@
     <w:r>
       <w:tab/>
       <w:tab/>
-      <w:t>2026-10-21</w:t>
+      <w:t>2026-10-22</w:t>
       <w:br/>
       <w:br/>
     </w:r>

--- a/klagomål/A 40428-2023 FSC-klagomål.docx
+++ b/klagomål/A 40428-2023 FSC-klagomål.docx
@@ -1607,7 +1607,7 @@
     <w:r>
       <w:tab/>
       <w:tab/>
-      <w:t>2026-10-22</w:t>
+      <w:t>2026-10-23</w:t>
       <w:br/>
       <w:br/>
     </w:r>

--- a/klagomål/A 40428-2023 FSC-klagomål.docx
+++ b/klagomål/A 40428-2023 FSC-klagomål.docx
@@ -1607,7 +1607,7 @@
     <w:r>
       <w:tab/>
       <w:tab/>
-      <w:t>2026-10-23</w:t>
+      <w:t>2026-10-24</w:t>
       <w:br/>
       <w:br/>
     </w:r>

--- a/klagomål/A 40428-2023 FSC-klagomål.docx
+++ b/klagomål/A 40428-2023 FSC-klagomål.docx
@@ -1607,7 +1607,7 @@
     <w:r>
       <w:tab/>
       <w:tab/>
-      <w:t>2026-10-24</w:t>
+      <w:t>2026-10-25</w:t>
       <w:br/>
       <w:br/>
     </w:r>

--- a/klagomål/A 40428-2023 FSC-klagomål.docx
+++ b/klagomål/A 40428-2023 FSC-klagomål.docx
@@ -1607,7 +1607,7 @@
     <w:r>
       <w:tab/>
       <w:tab/>
-      <w:t>2026-10-25</w:t>
+      <w:t>2026-10-26</w:t>
       <w:br/>
       <w:br/>
     </w:r>

--- a/klagomål/A 40428-2023 FSC-klagomål.docx
+++ b/klagomål/A 40428-2023 FSC-klagomål.docx
@@ -1607,7 +1607,7 @@
     <w:r>
       <w:tab/>
       <w:tab/>
-      <w:t>2026-10-26</w:t>
+      <w:t>2026-10-27</w:t>
       <w:br/>
       <w:br/>
     </w:r>

--- a/klagomål/A 40428-2023 FSC-klagomål.docx
+++ b/klagomål/A 40428-2023 FSC-klagomål.docx
@@ -1607,7 +1607,7 @@
     <w:r>
       <w:tab/>
       <w:tab/>
-      <w:t>2026-10-27</w:t>
+      <w:t>2026-10-28</w:t>
       <w:br/>
       <w:br/>
     </w:r>

--- a/klagomål/A 40428-2023 FSC-klagomål.docx
+++ b/klagomål/A 40428-2023 FSC-klagomål.docx
@@ -1607,7 +1607,7 @@
     <w:r>
       <w:tab/>
       <w:tab/>
-      <w:t>2026-10-28</w:t>
+      <w:t>2026-10-29</w:t>
       <w:br/>
       <w:br/>
     </w:r>

--- a/klagomål/A 40428-2023 FSC-klagomål.docx
+++ b/klagomål/A 40428-2023 FSC-klagomål.docx
@@ -1607,7 +1607,7 @@
     <w:r>
       <w:tab/>
       <w:tab/>
-      <w:t>2026-10-29</w:t>
+      <w:t>2026-10-31</w:t>
       <w:br/>
       <w:br/>
     </w:r>
